--- a/arb/docx/026.content.docx
+++ b/arb/docx/026.content.docx
@@ -27561,7 +27561,7 @@
         <w:rPr>
           <w:lang w:val="ar_AE" w:bidi="ar_AE"/>
         </w:rPr>
-        <w:t xml:space="preserve">الحكام السياسيون أثناء حياة المسيح. وُلِد المسيحُ عندما كان هِيرُودُس الكبير يَحْكُمُ. كان هِيرُودُس أَنْتِيبَاس ابن هِيرُودُس الكبير هو حاكم الجليل وبيريَّة، وهي أراضٍ قام فيها يوحنَّا المعمدان والرب يسوع بأغلب أعمال خدمتيهما. هذا الحاكم، هِيرُودُس أَنْتِيبَاس، هو من قَطَعَ رأس يوحنَّا المعمدان وَحَاكَمَ المسيح قبل موتِهِ مباشرةً. هِيرُودُس أَغْرِيبَاس الأوَّل هو مضطهد الكنيسة في </w:t>
+        <w:t xml:space="preserve">كانت العائلة الهيرودية حكامًا سياسيين خلال الفترة الزمنية التي تصفها أحداث العهد الجديد. كان هِيرُودُس أَنْتِيبَاس ابن هِيرُودُس الكبير هو حاكم الجليل وبيريَّة، وهي أراضٍ قام فيها يوحنَّا المعمدان والرب يسوع بأغلب أعمال خدمتيهما. هذا الحاكم، هِيرُودُس أَنْتِيبَاس، هو من قَطَعَ رأس يوحنَّا المعمدان وَحَاكَمَ المسيح قبل موتِهِ مباشرةً. هِيرُودُس أَغْرِيبَاس الأوَّل هو مضطهد الكنيسة في </w:t>
       </w:r>
       <w:hyperlink r:id="rId675">
         <w:r>

--- a/arb/docx/026.content.docx
+++ b/arb/docx/026.content.docx
@@ -22,7 +22,7 @@
         <w:rPr>
           <w:lang w:val="ar_AE" w:bidi="ar_AE"/>
         </w:rPr>
-        <w:t>Resource: قاموس الكتاب المقدس (تينديل)</w:t>
+        <w:t>Resource: Tyndale Open Bible Dictionary</w:t>
       </w:r>
       <w:r>
         <w:rPr>
@@ -122,7 +122,7 @@
         <w:rPr>
           <w:lang w:val="ar_AE" w:bidi="ar_AE"/>
         </w:rPr>
-        <w:t>قاموس الكتاب المقدس (تينديل)</w:t>
+        <w:t>Tyndale Open Bible Dictionary</w:t>
       </w:r>
     </w:p>
     <w:p>

--- a/arb/docx/026.content.docx
+++ b/arb/docx/026.content.docx
@@ -22,7 +22,7 @@
         <w:rPr>
           <w:lang w:val="ar_AE" w:bidi="ar_AE"/>
         </w:rPr>
-        <w:t>Resource: Tyndale Open Bible Dictionary</w:t>
+        <w:t>Resource: Aquifer Open Bible Dictionary</w:t>
       </w:r>
       <w:r>
         <w:rPr>
@@ -122,7 +122,7 @@
         <w:rPr>
           <w:lang w:val="ar_AE" w:bidi="ar_AE"/>
         </w:rPr>
-        <w:t>Tyndale Open Bible Dictionary</w:t>
+        <w:t>Aquifer Open Bible Dictionary</w:t>
       </w:r>
     </w:p>
     <w:p>
